--- a/01_Agile_Planning/UFCEP4-0-3_Work_Division.docx
+++ b/01_Agile_Planning/UFCEP4-0-3_Work_Division.docx
@@ -3558,7 +3558,7 @@
     </w:p>
     <w:p>
       <w:r>
-        <w:t xml:space="preserve">delivered SD v1.0 (16 actors, 37 typed dependencies) and </w:t>
+        <w:t xml:space="preserve">delivered SD v1.0 (16 actors, 40 typed dependencies) and </w:t>
       </w:r>
       <w:r>
         <w:rPr>

--- a/01_Agile_Planning/UFCEP4-0-3_Work_Division.docx
+++ b/01_Agile_Planning/UFCEP4-0-3_Work_Division.docx
@@ -493,7 +493,7 @@
                 <w:sz w:val="21"/>
                 <w:szCs w:val="21"/>
               </w:rPr>
-              <w:t xml:space="preserve">68 Camunda Forms and their task bindings</w:t>
+              <w:t>69 Camunda Forms and their task bindings</w:t>
             </w:r>
           </w:p>
         </w:tc>
@@ -3086,7 +3086,7 @@
         <w:t xml:space="preserve">The form-to-task binding.</w:t>
       </w:r>
       <w:r>
-        <w:t xml:space="preserve"> 68 forms, 99 user tasks, every task bound, no</w:t>
+        <w:t xml:space="preserve"> 69 forms, 99 user tasks, every task bound, no</w:t>
       </w:r>
     </w:p>
     <w:p>
@@ -4344,7 +4344,7 @@
         <w:t xml:space="preserve">Implementation work.</w:t>
       </w:r>
       <w:r>
-        <w:t xml:space="preserve"> All 68 Camunda Forms and their bindings to 99 user tasks,</w:t>
+        <w:t xml:space="preserve"> All 69 Camunda Forms and their bindings to 99 user tasks,</w:t>
       </w:r>
     </w:p>
     <w:p>
@@ -4448,7 +4448,7 @@
         <w:t xml:space="preserve">render-forms.mjs</w:t>
       </w:r>
       <w:r>
-        <w:t xml:space="preserve"> (all 68 forms rendered by </w:t>
+        <w:t xml:space="preserve"> (all 69 forms rendered by </w:t>
       </w:r>
       <w:r>
         <w:rPr>
